--- a/DOCS - MEMORIA/Memoria descriptiva - Proyecto de Urbanizacion - Ampliacion Plaza Mayor.docx
+++ b/DOCS - MEMORIA/Memoria descriptiva - Proyecto de Urbanizacion - Ampliacion Plaza Mayor.docx
@@ -4139,7 +4139,7 @@
                               <w:sz w:val="12"/>
                               <w:szCs w:val="12"/>
                             </w:rPr>
-                            <w:t>GUADALMAR</w:t>
+                            <w:t>AMPLIACION PLAZA MAYOR</w:t>
                           </w:r>
                           <w:proofErr w:type="spellEnd"/>
                         </w:p>
@@ -4317,7 +4317,7 @@
                         <w:sz w:val="12"/>
                         <w:szCs w:val="12"/>
                       </w:rPr>
-                      <w:t>GUADALMAR</w:t>
+                      <w:t>AMPLIACION PLAZA MAYOR</w:t>
                     </w:r>
                     <w:proofErr w:type="spellEnd"/>
                   </w:p>
@@ -4552,7 +4552,7 @@
         <w:szCs w:val="12"/>
       </w:rPr>
       <w:tab/>
-      <w:t xml:space="preserve">535.2.2 – MEJORA CARRETERA </w:t>
+      <w:t xml:space="preserve">535.2.1 – MEJORA CARRETERA </w:t>
     </w:r>
     <w:proofErr w:type="spellStart"/>
     <w:r>
@@ -4561,7 +4561,7 @@
         <w:sz w:val="12"/>
         <w:szCs w:val="12"/>
       </w:rPr>
-      <w:t>GUADALMAR</w:t>
+      <w:t>AMPLIACION PLAZA MAYOR</w:t>
     </w:r>
     <w:proofErr w:type="spellEnd"/>
     <w:r>
